--- a/COS 214 Practical 2 Submission.docx
+++ b/COS 214 Practical 2 Submission.docx
@@ -463,10 +463,7 @@
           </w:tcPr>
           <w:p>
             <w:r>
-              <w:t>St</w:t>
-            </w:r>
-            <w:r>
-              <w:t>ate</w:t>
+              <w:t>State</w:t>
             </w:r>
           </w:p>
         </w:tc>
@@ -513,10 +510,7 @@
           </w:tcPr>
           <w:p>
             <w:r>
-              <w:t>St</w:t>
-            </w:r>
-            <w:r>
-              <w:t>rategy</w:t>
+              <w:t>Strategy</w:t>
             </w:r>
           </w:p>
         </w:tc>
@@ -750,6 +744,29 @@
         <w:t>Come back and fill in the class names</w:t>
       </w:r>
     </w:p>
+    <w:p>
+      <w:pPr>
+        <w:rPr>
+          <w:color w:val="FFFF00"/>
+        </w:rPr>
+      </w:pPr>
+      <w:r>
+        <w:rPr>
+          <w:color w:val="FFFF00"/>
+        </w:rPr>
+        <w:br w:type="page"/>
+      </w:r>
+    </w:p>
+    <w:p>
+      <w:pPr>
+        <w:pStyle w:val="Heading1"/>
+      </w:pPr>
+      <w:r>
+        <w:lastRenderedPageBreak/>
+        <w:t>Task 2</w:t>
+      </w:r>
+    </w:p>
+    <w:p/>
     <w:sectPr>
       <w:pgSz w:w="11906" w:h="16838"/>
       <w:pgMar w:top="1440" w:right="1440" w:bottom="1440" w:left="1440" w:header="708" w:footer="708" w:gutter="0"/>
@@ -1363,6 +1380,7 @@
   <w:style w:type="character" w:default="1" w:styleId="DefaultParagraphFont">
     <w:name w:val="Default Paragraph Font"/>
     <w:uiPriority w:val="1"/>
+    <w:semiHidden/>
     <w:unhideWhenUsed/>
   </w:style>
   <w:style w:type="table" w:default="1" w:styleId="TableNormal">

--- a/COS 214 Practical 2 Submission.docx
+++ b/COS 214 Practical 2 Submission.docx
@@ -343,14 +343,12 @@
         </w:rPr>
         <w:t xml:space="preserve">Might want to come back to make this more accurate once we’ve </w:t>
       </w:r>
-      <w:proofErr w:type="spellStart"/>
       <w:r>
         <w:rPr>
           <w:color w:val="FFFF00"/>
         </w:rPr>
-        <w:t>impletemented</w:t>
-      </w:r>
-      <w:proofErr w:type="spellEnd"/>
+        <w:t>implemented</w:t>
+      </w:r>
       <w:r>
         <w:rPr>
           <w:color w:val="FFFF00"/>
@@ -766,7 +764,241 @@
         <w:t>Task 2</w:t>
       </w:r>
     </w:p>
+    <w:p>
+      <w:r>
+        <w:t>THE UML IS COMING I PROMISE!!!</w:t>
+      </w:r>
+    </w:p>
     <w:p/>
+    <w:p/>
+    <w:p>
+      <w:r>
+        <w:t>2.2</w:t>
+      </w:r>
+      <w:r>
+        <w:br/>
+      </w:r>
+      <w:r>
+        <w:br/>
+      </w:r>
+      <w:r>
+        <w:rPr>
+          <w:u w:val="single"/>
+        </w:rPr>
+        <w:t>Abstract Factory, NPCs and Biomes</w:t>
+      </w:r>
+      <w:r>
+        <w:br/>
+      </w:r>
+      <w:r>
+        <w:br/>
+        <w:t>Abstract factory is used as an interface to create families of objects. In this case, we separate families by biome, e.g. Desert, Ocean. Each factory is used to construct three different products Terrain, Obstacle and NPC.</w:t>
+      </w:r>
+      <w:r>
+        <w:t xml:space="preserve">  We use Abstract Factory to provide an interface to the concrete factories. This ensures consistency in inheritance and allows us to make use of polymorphism when utilising factories. </w:t>
+      </w:r>
+      <w:r>
+        <w:br/>
+      </w:r>
+      <w:r>
+        <w:br/>
+      </w:r>
+      <w:proofErr w:type="spellStart"/>
+      <w:r>
+        <w:rPr>
+          <w:b/>
+          <w:bCs/>
+        </w:rPr>
+        <w:t>BiomeFactory</w:t>
+      </w:r>
+      <w:proofErr w:type="spellEnd"/>
+      <w:r>
+        <w:rPr>
+          <w:b/>
+          <w:bCs/>
+        </w:rPr>
+        <w:t>:</w:t>
+      </w:r>
+      <w:r>
+        <w:t xml:space="preserve"> the </w:t>
+      </w:r>
+      <w:r>
+        <w:rPr>
+          <w:i/>
+          <w:iCs/>
+        </w:rPr>
+        <w:t>Abstract factory</w:t>
+      </w:r>
+      <w:r>
+        <w:t xml:space="preserve">, </w:t>
+      </w:r>
+      <w:r>
+        <w:t xml:space="preserve">an interface </w:t>
+      </w:r>
+      <w:r>
+        <w:t xml:space="preserve">which provides basic construction operations. </w:t>
+      </w:r>
+      <w:proofErr w:type="spellStart"/>
+      <w:proofErr w:type="gramStart"/>
+      <w:r>
+        <w:t>createNPC</w:t>
+      </w:r>
+      <w:proofErr w:type="spellEnd"/>
+      <w:r>
+        <w:t>(</w:t>
+      </w:r>
+      <w:proofErr w:type="gramEnd"/>
+      <w:r>
+        <w:t xml:space="preserve">), </w:t>
+      </w:r>
+      <w:proofErr w:type="spellStart"/>
+      <w:proofErr w:type="gramStart"/>
+      <w:r>
+        <w:t>createTerrain</w:t>
+      </w:r>
+      <w:proofErr w:type="spellEnd"/>
+      <w:r>
+        <w:t>(</w:t>
+      </w:r>
+      <w:proofErr w:type="gramEnd"/>
+      <w:r>
+        <w:t xml:space="preserve">), </w:t>
+      </w:r>
+      <w:proofErr w:type="spellStart"/>
+      <w:proofErr w:type="gramStart"/>
+      <w:r>
+        <w:t>createObstacle</w:t>
+      </w:r>
+      <w:proofErr w:type="spellEnd"/>
+      <w:r>
+        <w:t>(</w:t>
+      </w:r>
+      <w:proofErr w:type="gramEnd"/>
+      <w:r>
+        <w:t>).</w:t>
+      </w:r>
+      <w:r>
+        <w:br/>
+      </w:r>
+      <w:r>
+        <w:br/>
+      </w:r>
+      <w:proofErr w:type="spellStart"/>
+      <w:r>
+        <w:rPr>
+          <w:b/>
+          <w:bCs/>
+        </w:rPr>
+        <w:t>ConcreteFactories</w:t>
+      </w:r>
+      <w:proofErr w:type="spellEnd"/>
+      <w:r>
+        <w:t xml:space="preserve">:  Inheriting from </w:t>
+      </w:r>
+      <w:proofErr w:type="spellStart"/>
+      <w:r>
+        <w:t>Biomefactory</w:t>
+      </w:r>
+      <w:proofErr w:type="spellEnd"/>
+      <w:r>
+        <w:t xml:space="preserve">, </w:t>
+      </w:r>
+      <w:r>
+        <w:t xml:space="preserve">these classes implement the </w:t>
+      </w:r>
+      <w:proofErr w:type="spellStart"/>
+      <w:r>
+        <w:t>the</w:t>
+      </w:r>
+      <w:proofErr w:type="spellEnd"/>
+      <w:r>
+        <w:t xml:space="preserve"> virtual functions declared in </w:t>
+      </w:r>
+      <w:proofErr w:type="spellStart"/>
+      <w:r>
+        <w:t>BiomeFactory</w:t>
+      </w:r>
+      <w:proofErr w:type="spellEnd"/>
+      <w:r>
+        <w:t>.</w:t>
+      </w:r>
+    </w:p>
+    <w:p>
+      <w:r>
+        <w:rPr>
+          <w:b/>
+          <w:bCs/>
+        </w:rPr>
+        <w:t>NPC</w:t>
+      </w:r>
+      <w:r>
+        <w:t xml:space="preserve">: The </w:t>
+      </w:r>
+      <w:r>
+        <w:t xml:space="preserve">first </w:t>
+      </w:r>
+      <w:r>
+        <w:rPr>
+          <w:i/>
+          <w:iCs/>
+        </w:rPr>
+        <w:t>Abstract</w:t>
+      </w:r>
+      <w:r>
+        <w:rPr>
+          <w:i/>
+          <w:iCs/>
+        </w:rPr>
+        <w:t xml:space="preserve"> P</w:t>
+      </w:r>
+      <w:r>
+        <w:rPr>
+          <w:i/>
+          <w:iCs/>
+        </w:rPr>
+        <w:t xml:space="preserve">roduct </w:t>
+      </w:r>
+      <w:r>
+        <w:rPr>
+          <w:i/>
+          <w:iCs/>
+        </w:rPr>
+        <w:t>Class</w:t>
+      </w:r>
+      <w:r>
+        <w:t>, an interface that provides the concrete classes with basic interactions to have with NPCs, such as any dialogue or information they might share.</w:t>
+      </w:r>
+      <w:r>
+        <w:br/>
+      </w:r>
+      <w:r>
+        <w:br/>
+      </w:r>
+      <w:proofErr w:type="spellStart"/>
+      <w:r>
+        <w:rPr>
+          <w:b/>
+          <w:bCs/>
+        </w:rPr>
+        <w:t>ConcreteNPCs</w:t>
+      </w:r>
+      <w:proofErr w:type="spellEnd"/>
+      <w:r>
+        <w:t>: Inheriting from the NPC interface class, these classes implement the virtual functions provided by NPC to make each biome have a unique interaction.</w:t>
+      </w:r>
+      <w:r>
+        <w:br/>
+      </w:r>
+      <w:r>
+        <w:br/>
+      </w:r>
+      <w:r>
+        <w:br/>
+      </w:r>
+      <w:r>
+        <w:br/>
+      </w:r>
+    </w:p>
     <w:sectPr>
       <w:pgSz w:w="11906" w:h="16838"/>
       <w:pgMar w:top="1440" w:right="1440" w:bottom="1440" w:left="1440" w:header="708" w:footer="708" w:gutter="0"/>

--- a/COS 214 Practical 2 Submission.docx
+++ b/COS 214 Practical 2 Submission.docx
@@ -301,15 +301,7 @@
         <w:t xml:space="preserve"> choose</w:t>
       </w:r>
       <w:r>
-        <w:t xml:space="preserve"> which algorithm to use to solve a problem. In our case, this would be ideal then to choose which route plotting algorithm to use depending on priority (shortest, fastest, scenic, cheapest etc). And </w:t>
-      </w:r>
-      <w:proofErr w:type="gramStart"/>
-      <w:r>
-        <w:t>so</w:t>
-      </w:r>
-      <w:proofErr w:type="gramEnd"/>
-      <w:r>
-        <w:t xml:space="preserve"> Strategy should be used rather than State. The intent of the State design pattern is to allow an object to change its behaviour when its internal state changes.</w:t>
+        <w:t xml:space="preserve"> which algorithm to use to solve a problem. In our case, this would be ideal then to choose which route plotting algorithm to use depending on priority (shortest, fastest, scenic, cheapest etc). And so Strategy should be used rather than State. The intent of the State design pattern is to allow an object to change its behaviour when its internal state changes.</w:t>
       </w:r>
       <w:r>
         <w:t xml:space="preserve"> This is optimal for movement because when Traveller’s internal state (</w:t>
@@ -839,43 +831,28 @@
         <w:t xml:space="preserve">which provides basic construction operations. </w:t>
       </w:r>
       <w:proofErr w:type="spellStart"/>
-      <w:proofErr w:type="gramStart"/>
       <w:r>
         <w:t>createNPC</w:t>
       </w:r>
       <w:proofErr w:type="spellEnd"/>
       <w:r>
-        <w:t>(</w:t>
-      </w:r>
-      <w:proofErr w:type="gramEnd"/>
-      <w:r>
-        <w:t xml:space="preserve">), </w:t>
+        <w:t xml:space="preserve">(), </w:t>
       </w:r>
       <w:proofErr w:type="spellStart"/>
-      <w:proofErr w:type="gramStart"/>
       <w:r>
         <w:t>createTerrain</w:t>
       </w:r>
       <w:proofErr w:type="spellEnd"/>
       <w:r>
-        <w:t>(</w:t>
-      </w:r>
-      <w:proofErr w:type="gramEnd"/>
-      <w:r>
-        <w:t xml:space="preserve">), </w:t>
+        <w:t xml:space="preserve">(), </w:t>
       </w:r>
       <w:proofErr w:type="spellStart"/>
-      <w:proofErr w:type="gramStart"/>
       <w:r>
         <w:t>createObstacle</w:t>
       </w:r>
       <w:proofErr w:type="spellEnd"/>
       <w:r>
-        <w:t>(</w:t>
-      </w:r>
-      <w:proofErr w:type="gramEnd"/>
-      <w:r>
-        <w:t>).</w:t>
+        <w:t>().</w:t>
       </w:r>
       <w:r>
         <w:br/>
@@ -997,6 +974,221 @@
       </w:r>
       <w:r>
         <w:br/>
+      </w:r>
+    </w:p>
+    <w:p>
+      <w:r>
+        <w:br w:type="page"/>
+      </w:r>
+    </w:p>
+    <w:p>
+      <w:r>
+        <w:rPr>
+          <w:noProof/>
+        </w:rPr>
+        <w:lastRenderedPageBreak/>
+        <w:drawing>
+          <wp:anchor distT="0" distB="0" distL="114300" distR="114300" simplePos="0" relativeHeight="251658240" behindDoc="0" locked="0" layoutInCell="1" allowOverlap="1" wp14:anchorId="7A62DCED" wp14:editId="081B1046">
+            <wp:simplePos x="0" y="0"/>
+            <wp:positionH relativeFrom="margin">
+              <wp:posOffset>857250</wp:posOffset>
+            </wp:positionH>
+            <wp:positionV relativeFrom="paragraph">
+              <wp:posOffset>5316855</wp:posOffset>
+            </wp:positionV>
+            <wp:extent cx="1924050" cy="3543300"/>
+            <wp:effectExtent l="0" t="0" r="0" b="0"/>
+            <wp:wrapSquare wrapText="bothSides"/>
+            <wp:docPr id="255707654" name="Picture 1"/>
+            <wp:cNvGraphicFramePr>
+              <a:graphicFrameLocks xmlns:a="http://schemas.openxmlformats.org/drawingml/2006/main" noChangeAspect="1"/>
+            </wp:cNvGraphicFramePr>
+            <a:graphic xmlns:a="http://schemas.openxmlformats.org/drawingml/2006/main">
+              <a:graphicData uri="http://schemas.openxmlformats.org/drawingml/2006/picture">
+                <pic:pic xmlns:pic="http://schemas.openxmlformats.org/drawingml/2006/picture">
+                  <pic:nvPicPr>
+                    <pic:cNvPr id="0" name="Picture 1"/>
+                    <pic:cNvPicPr>
+                      <a:picLocks noChangeAspect="1" noChangeArrowheads="1"/>
+                    </pic:cNvPicPr>
+                  </pic:nvPicPr>
+                  <pic:blipFill>
+                    <a:blip r:embed="rId4">
+                      <a:extLst>
+                        <a:ext uri="{28A0092B-C50C-407E-A947-70E740481C1C}">
+                          <a14:useLocalDpi xmlns:a14="http://schemas.microsoft.com/office/drawing/2010/main" val="0"/>
+                        </a:ext>
+                      </a:extLst>
+                    </a:blip>
+                    <a:srcRect/>
+                    <a:stretch>
+                      <a:fillRect/>
+                    </a:stretch>
+                  </pic:blipFill>
+                  <pic:spPr bwMode="auto">
+                    <a:xfrm>
+                      <a:off x="0" y="0"/>
+                      <a:ext cx="1924050" cy="3543300"/>
+                    </a:xfrm>
+                    <a:prstGeom prst="rect">
+                      <a:avLst/>
+                    </a:prstGeom>
+                    <a:noFill/>
+                    <a:ln>
+                      <a:noFill/>
+                    </a:ln>
+                  </pic:spPr>
+                </pic:pic>
+              </a:graphicData>
+            </a:graphic>
+            <wp14:sizeRelH relativeFrom="page">
+              <wp14:pctWidth>0</wp14:pctWidth>
+            </wp14:sizeRelH>
+            <wp14:sizeRelV relativeFrom="page">
+              <wp14:pctHeight>0</wp14:pctHeight>
+            </wp14:sizeRelV>
+          </wp:anchor>
+        </w:drawing>
+      </w:r>
+      <w:r>
+        <w:rPr>
+          <w:noProof/>
+        </w:rPr>
+        <w:drawing>
+          <wp:anchor distT="0" distB="0" distL="114300" distR="114300" simplePos="0" relativeHeight="251659264" behindDoc="0" locked="0" layoutInCell="1" allowOverlap="1" wp14:anchorId="3983F5A1" wp14:editId="1D26F970">
+            <wp:simplePos x="0" y="0"/>
+            <wp:positionH relativeFrom="column">
+              <wp:posOffset>-266700</wp:posOffset>
+            </wp:positionH>
+            <wp:positionV relativeFrom="paragraph">
+              <wp:posOffset>876300</wp:posOffset>
+            </wp:positionV>
+            <wp:extent cx="5729605" cy="2667000"/>
+            <wp:effectExtent l="0" t="0" r="4445" b="0"/>
+            <wp:wrapSquare wrapText="bothSides"/>
+            <wp:docPr id="340374582" name="Picture 2"/>
+            <wp:cNvGraphicFramePr>
+              <a:graphicFrameLocks xmlns:a="http://schemas.openxmlformats.org/drawingml/2006/main" noChangeAspect="1"/>
+            </wp:cNvGraphicFramePr>
+            <a:graphic xmlns:a="http://schemas.openxmlformats.org/drawingml/2006/main">
+              <a:graphicData uri="http://schemas.openxmlformats.org/drawingml/2006/picture">
+                <pic:pic xmlns:pic="http://schemas.openxmlformats.org/drawingml/2006/picture">
+                  <pic:nvPicPr>
+                    <pic:cNvPr id="0" name="Picture 2"/>
+                    <pic:cNvPicPr>
+                      <a:picLocks noChangeAspect="1" noChangeArrowheads="1"/>
+                    </pic:cNvPicPr>
+                  </pic:nvPicPr>
+                  <pic:blipFill>
+                    <a:blip r:embed="rId5">
+                      <a:extLst>
+                        <a:ext uri="{28A0092B-C50C-407E-A947-70E740481C1C}">
+                          <a14:useLocalDpi xmlns:a14="http://schemas.microsoft.com/office/drawing/2010/main" val="0"/>
+                        </a:ext>
+                      </a:extLst>
+                    </a:blip>
+                    <a:srcRect/>
+                    <a:stretch>
+                      <a:fillRect/>
+                    </a:stretch>
+                  </pic:blipFill>
+                  <pic:spPr bwMode="auto">
+                    <a:xfrm>
+                      <a:off x="0" y="0"/>
+                      <a:ext cx="5729605" cy="2667000"/>
+                    </a:xfrm>
+                    <a:prstGeom prst="rect">
+                      <a:avLst/>
+                    </a:prstGeom>
+                    <a:noFill/>
+                    <a:ln>
+                      <a:noFill/>
+                    </a:ln>
+                  </pic:spPr>
+                </pic:pic>
+              </a:graphicData>
+            </a:graphic>
+            <wp14:sizeRelH relativeFrom="page">
+              <wp14:pctWidth>0</wp14:pctWidth>
+            </wp14:sizeRelH>
+            <wp14:sizeRelV relativeFrom="page">
+              <wp14:pctHeight>0</wp14:pctHeight>
+            </wp14:sizeRelV>
+          </wp:anchor>
+        </w:drawing>
+      </w:r>
+      <w:r>
+        <w:t>Task 5.2</w:t>
+      </w:r>
+      <w:r>
+        <w:br/>
+      </w:r>
+      <w:r>
+        <w:br/>
+      </w:r>
+      <w:r>
+        <w:br/>
+      </w:r>
+      <w:r>
+        <w:br/>
+      </w:r>
+      <w:r>
+        <w:br/>
+      </w:r>
+      <w:r>
+        <w:br/>
+      </w:r>
+      <w:r>
+        <w:br/>
+      </w:r>
+      <w:r>
+        <w:br/>
+      </w:r>
+      <w:r>
+        <w:br/>
+      </w:r>
+      <w:r>
+        <w:br/>
+      </w:r>
+      <w:r>
+        <w:br/>
+      </w:r>
+      <w:r>
+        <w:br/>
+      </w:r>
+      <w:r>
+        <w:br/>
+      </w:r>
+      <w:r>
+        <w:br/>
+      </w:r>
+      <w:r>
+        <w:br/>
+      </w:r>
+      <w:r>
+        <w:br/>
+      </w:r>
+      <w:r>
+        <w:br/>
+      </w:r>
+      <w:r>
+        <w:br/>
+      </w:r>
+      <w:r>
+        <w:br/>
+      </w:r>
+      <w:r>
+        <w:br/>
+      </w:r>
+      <w:r>
+        <w:br/>
+      </w:r>
+      <w:r>
+        <w:br/>
+      </w:r>
+      <w:r>
+        <w:br/>
+        <w:t>Task 6.2</w:t>
       </w:r>
     </w:p>
     <w:sectPr>

--- a/COS 214 Practical 2 Submission.docx
+++ b/COS 214 Practical 2 Submission.docx
@@ -301,7 +301,15 @@
         <w:t xml:space="preserve"> choose</w:t>
       </w:r>
       <w:r>
-        <w:t xml:space="preserve"> which algorithm to use to solve a problem. In our case, this would be ideal then to choose which route plotting algorithm to use depending on priority (shortest, fastest, scenic, cheapest etc). And so Strategy should be used rather than State. The intent of the State design pattern is to allow an object to change its behaviour when its internal state changes.</w:t>
+        <w:t xml:space="preserve"> which algorithm to use to solve a problem. In our case, this would be ideal then to choose which route plotting algorithm to use depending on priority (shortest, fastest, scenic, cheapest etc). And </w:t>
+      </w:r>
+      <w:proofErr w:type="gramStart"/>
+      <w:r>
+        <w:t>so</w:t>
+      </w:r>
+      <w:proofErr w:type="gramEnd"/>
+      <w:r>
+        <w:t xml:space="preserve"> Strategy should be used rather than State. The intent of the State design pattern is to allow an object to change its behaviour when its internal state changes.</w:t>
       </w:r>
       <w:r>
         <w:t xml:space="preserve"> This is optimal for movement because when Traveller’s internal state (</w:t>
@@ -321,31 +329,6 @@
       <w:proofErr w:type="spellEnd"/>
       <w:r>
         <w:t>()) in the concrete state.</w:t>
-      </w:r>
-    </w:p>
-    <w:p>
-      <w:pPr>
-        <w:rPr>
-          <w:color w:val="FFFF00"/>
-        </w:rPr>
-      </w:pPr>
-      <w:r>
-        <w:rPr>
-          <w:color w:val="FFFF00"/>
-        </w:rPr>
-        <w:t xml:space="preserve">Might want to come back to make this more accurate once we’ve </w:t>
-      </w:r>
-      <w:r>
-        <w:rPr>
-          <w:color w:val="FFFF00"/>
-        </w:rPr>
-        <w:t>implemented</w:t>
-      </w:r>
-      <w:r>
-        <w:rPr>
-          <w:color w:val="FFFF00"/>
-        </w:rPr>
-        <w:t xml:space="preserve"> the correct design</w:t>
       </w:r>
     </w:p>
     <w:p>
@@ -463,22 +446,64 @@
           </w:tcPr>
           <w:p>
             <w:r>
-              <w:t>State –</w:t>
-            </w:r>
-          </w:p>
-          <w:p>
+              <w:t xml:space="preserve">State – </w:t>
+            </w:r>
             <w:proofErr w:type="spellStart"/>
             <w:r>
+              <w:t>TravelMode</w:t>
+            </w:r>
+            <w:proofErr w:type="spellEnd"/>
+          </w:p>
+          <w:p>
+            <w:proofErr w:type="spellStart"/>
+            <w:r>
               <w:t>ConcreteState</w:t>
             </w:r>
             <w:proofErr w:type="spellEnd"/>
             <w:r>
-              <w:t xml:space="preserve"> -</w:t>
-            </w:r>
-          </w:p>
-          <w:p>
-            <w:r>
-              <w:t>Context -</w:t>
+              <w:t xml:space="preserve"> – </w:t>
+            </w:r>
+            <w:proofErr w:type="spellStart"/>
+            <w:r>
+              <w:t>WalkingMode</w:t>
+            </w:r>
+            <w:proofErr w:type="spellEnd"/>
+            <w:r>
+              <w:t xml:space="preserve">, </w:t>
+            </w:r>
+            <w:proofErr w:type="spellStart"/>
+            <w:r>
+              <w:t>CycleMode</w:t>
+            </w:r>
+            <w:proofErr w:type="spellEnd"/>
+            <w:r>
+              <w:t xml:space="preserve">, </w:t>
+            </w:r>
+            <w:proofErr w:type="spellStart"/>
+            <w:r>
+              <w:t>ZiplineMode</w:t>
+            </w:r>
+            <w:proofErr w:type="spellEnd"/>
+            <w:r>
+              <w:t xml:space="preserve">, </w:t>
+            </w:r>
+            <w:proofErr w:type="spellStart"/>
+            <w:r>
+              <w:t>SwimMode</w:t>
+            </w:r>
+            <w:proofErr w:type="spellEnd"/>
+            <w:r>
+              <w:t xml:space="preserve">, </w:t>
+            </w:r>
+            <w:proofErr w:type="spellStart"/>
+            <w:r>
+              <w:t>BoatMode</w:t>
+            </w:r>
+            <w:proofErr w:type="spellEnd"/>
+          </w:p>
+          <w:p>
+            <w:r>
+              <w:t>Context - Traveller</w:t>
             </w:r>
           </w:p>
         </w:tc>
@@ -510,25 +535,48 @@
           </w:tcPr>
           <w:p>
             <w:r>
-              <w:t>Strategy</w:t>
-            </w:r>
-            <w:r>
-              <w:t xml:space="preserve"> –</w:t>
-            </w:r>
-          </w:p>
-          <w:p>
+              <w:t xml:space="preserve">Strategy – </w:t>
+            </w:r>
             <w:proofErr w:type="spellStart"/>
             <w:r>
+              <w:t>RouteStrategy</w:t>
+            </w:r>
+            <w:proofErr w:type="spellEnd"/>
+          </w:p>
+          <w:p>
+            <w:proofErr w:type="spellStart"/>
+            <w:r>
               <w:t>ConcreteStrategy</w:t>
             </w:r>
             <w:proofErr w:type="spellEnd"/>
             <w:r>
               <w:t xml:space="preserve"> – </w:t>
             </w:r>
-          </w:p>
-          <w:p>
-            <w:r>
-              <w:t>Context -</w:t>
+            <w:proofErr w:type="spellStart"/>
+            <w:r>
+              <w:t>ShortestRoute</w:t>
+            </w:r>
+            <w:proofErr w:type="spellEnd"/>
+            <w:r>
+              <w:t xml:space="preserve">, </w:t>
+            </w:r>
+            <w:proofErr w:type="spellStart"/>
+            <w:r>
+              <w:t>FastestRoute</w:t>
+            </w:r>
+            <w:proofErr w:type="spellEnd"/>
+            <w:r>
+              <w:t xml:space="preserve">, </w:t>
+            </w:r>
+            <w:proofErr w:type="spellStart"/>
+            <w:r>
+              <w:t>ScenicRoute</w:t>
+            </w:r>
+            <w:proofErr w:type="spellEnd"/>
+          </w:p>
+          <w:p>
+            <w:r>
+              <w:t>Context - Trip</w:t>
             </w:r>
           </w:p>
         </w:tc>
@@ -580,6 +628,9 @@
             <w:r>
               <w:t>Client</w:t>
             </w:r>
+            <w:r>
+              <w:t xml:space="preserve"> - </w:t>
+            </w:r>
           </w:p>
         </w:tc>
       </w:tr>
@@ -616,6 +667,7 @@
           <w:p>
             <w:proofErr w:type="spellStart"/>
             <w:r>
+              <w:lastRenderedPageBreak/>
               <w:t>ConcreteComponent</w:t>
             </w:r>
             <w:proofErr w:type="spellEnd"/>
@@ -631,7 +683,6 @@
           <w:p>
             <w:proofErr w:type="spellStart"/>
             <w:r>
-              <w:lastRenderedPageBreak/>
               <w:t>ConcreteDecoratorA</w:t>
             </w:r>
             <w:proofErr w:type="spellEnd"/>
@@ -722,37 +773,593 @@
     </w:tbl>
     <w:p/>
     <w:p>
-      <w:pPr>
+      <w:r>
+        <w:t>1.3</w:t>
+      </w:r>
+    </w:p>
+    <w:p>
+      <w:r>
+        <w:t>Wrong pattern choice</w:t>
+      </w:r>
+      <w:r>
+        <w:t>:</w:t>
+      </w:r>
+    </w:p>
+    <w:p>
+      <w:pPr>
+        <w:pStyle w:val="ListParagraph"/>
+        <w:numPr>
+          <w:ilvl w:val="0"/>
+          <w:numId w:val="1"/>
+        </w:numPr>
+      </w:pPr>
+      <w:proofErr w:type="spellStart"/>
+      <w:r>
+        <w:t>RouteState</w:t>
+      </w:r>
+      <w:proofErr w:type="spellEnd"/>
+      <w:r>
+        <w:t xml:space="preserve"> contains a { if / else chain } in </w:t>
+      </w:r>
+      <w:proofErr w:type="spellStart"/>
+      <w:r>
+        <w:t>getRoute</w:t>
+      </w:r>
+      <w:proofErr w:type="spellEnd"/>
+      <w:r>
+        <w:t>()</w:t>
+      </w:r>
+      <w:r>
+        <w:t>, not concrete states</w:t>
+      </w:r>
+    </w:p>
+    <w:p>
+      <w:pPr>
+        <w:pStyle w:val="ListParagraph"/>
+      </w:pPr>
+      <w:r>
+        <w:t xml:space="preserve">Rule: If using the state pattern, the behaviour should change using changes in state, not an if / else chain. </w:t>
+      </w:r>
+      <w:proofErr w:type="spellStart"/>
+      <w:r>
+        <w:t>aThese</w:t>
+      </w:r>
+      <w:proofErr w:type="spellEnd"/>
+      <w:r>
+        <w:t xml:space="preserve"> implementations should be in separate concrete classes.</w:t>
+      </w:r>
+    </w:p>
+    <w:p>
+      <w:pPr>
+        <w:pStyle w:val="ListParagraph"/>
+      </w:pPr>
+      <w:r>
+        <w:t>Consequence: If you were to extend this, you would have to edit that chain. This violates open/close principle</w:t>
+      </w:r>
+    </w:p>
+    <w:p>
+      <w:pPr>
+        <w:pStyle w:val="ListParagraph"/>
+        <w:numPr>
+          <w:ilvl w:val="0"/>
+          <w:numId w:val="1"/>
+        </w:numPr>
+      </w:pPr>
+      <w:proofErr w:type="spellStart"/>
+      <w:r>
+        <w:t>MoveStrategy</w:t>
+      </w:r>
+      <w:proofErr w:type="spellEnd"/>
+      <w:r>
+        <w:t xml:space="preserve"> contains a big switch</w:t>
+      </w:r>
+    </w:p>
+    <w:p>
+      <w:pPr>
+        <w:pStyle w:val="ListParagraph"/>
+      </w:pPr>
+      <w:r>
+        <w:t>Rule: Strategy pattern should have different algorithms in different concrete strategy classes</w:t>
+      </w:r>
+    </w:p>
+    <w:p>
+      <w:pPr>
+        <w:pStyle w:val="ListParagraph"/>
+      </w:pPr>
+      <w:r>
+        <w:t xml:space="preserve">Consequence: You cannot easily change between algorithms at </w:t>
+      </w:r>
+      <w:proofErr w:type="gramStart"/>
+      <w:r>
+        <w:t>runtime</w:t>
+      </w:r>
+      <w:proofErr w:type="gramEnd"/>
+      <w:r>
+        <w:t xml:space="preserve"> and the purpose of strategy is defeated</w:t>
+      </w:r>
+    </w:p>
+    <w:p>
+      <w:r>
+        <w:t>Wrong UML notation</w:t>
+      </w:r>
+      <w:r>
+        <w:t>:</w:t>
+      </w:r>
+    </w:p>
+    <w:p>
+      <w:pPr>
+        <w:pStyle w:val="ListParagraph"/>
+        <w:numPr>
+          <w:ilvl w:val="0"/>
+          <w:numId w:val="1"/>
+        </w:numPr>
+      </w:pPr>
+      <w:r>
+        <w:t>The decorator relationships use inheritance arrows from the combined decorators to</w:t>
+      </w:r>
+    </w:p>
+    <w:p>
+      <w:pPr>
+        <w:ind w:firstLine="720"/>
+      </w:pPr>
+      <w:r>
+        <w:t>Location</w:t>
+      </w:r>
+    </w:p>
+    <w:p>
+      <w:pPr>
+        <w:ind w:left="720"/>
+      </w:pPr>
+      <w:r>
+        <w:t xml:space="preserve">Rule: </w:t>
+      </w:r>
+      <w:r>
+        <w:t xml:space="preserve">Decorators should have a composition/association to the wrapped component, not </w:t>
+      </w:r>
+      <w:r>
+        <w:t>i</w:t>
+      </w:r>
+      <w:r>
+        <w:t>nherit from it.</w:t>
+      </w:r>
+    </w:p>
+    <w:p>
+      <w:pPr>
+        <w:ind w:left="720"/>
+      </w:pPr>
+      <w:r>
+        <w:t xml:space="preserve">Consequence: The program will not work if Location is inheriting from </w:t>
+      </w:r>
+      <w:proofErr w:type="spellStart"/>
+      <w:proofErr w:type="gramStart"/>
+      <w:r>
+        <w:t>it’s</w:t>
+      </w:r>
+      <w:proofErr w:type="spellEnd"/>
+      <w:proofErr w:type="gramEnd"/>
+      <w:r>
+        <w:t xml:space="preserve"> concrete classes</w:t>
+      </w:r>
+    </w:p>
+    <w:p>
+      <w:pPr>
+        <w:pStyle w:val="ListParagraph"/>
+        <w:numPr>
+          <w:ilvl w:val="0"/>
+          <w:numId w:val="1"/>
+        </w:numPr>
+      </w:pPr>
+      <w:r>
+        <w:t>Abstract Factory is incomplete</w:t>
+      </w:r>
+      <w:r>
+        <w:br/>
+        <w:t>Rule: AF uses concrete factory classes and concrete products. The UML only has the concrete products</w:t>
+      </w:r>
+    </w:p>
+    <w:p>
+      <w:pPr>
+        <w:ind w:left="720"/>
+      </w:pPr>
+      <w:r>
+        <w:t>Consequence: Nothing implements the abstract operations to produce the concrete product objects</w:t>
+      </w:r>
+    </w:p>
+    <w:p>
+      <w:r>
+        <w:t>Broken Ownership:</w:t>
+      </w:r>
+    </w:p>
+    <w:p>
+      <w:pPr>
+        <w:pStyle w:val="ListParagraph"/>
+        <w:numPr>
+          <w:ilvl w:val="0"/>
+          <w:numId w:val="1"/>
+        </w:numPr>
+      </w:pPr>
+      <w:r>
+        <w:t>Map appears aggregate</w:t>
+      </w:r>
+      <w:r>
+        <w:t>s</w:t>
+      </w:r>
+      <w:r>
+        <w:t xml:space="preserve"> Location/Region objects rather than</w:t>
+      </w:r>
+      <w:r>
+        <w:t xml:space="preserve"> </w:t>
+      </w:r>
+      <w:r>
+        <w:t>owning them</w:t>
+      </w:r>
+    </w:p>
+    <w:p>
+      <w:r>
+        <w:tab/>
+        <w:t xml:space="preserve">Rule: Since map owns the objects in </w:t>
+      </w:r>
+      <w:proofErr w:type="spellStart"/>
+      <w:proofErr w:type="gramStart"/>
+      <w:r>
+        <w:t>it’s</w:t>
+      </w:r>
+      <w:proofErr w:type="spellEnd"/>
+      <w:proofErr w:type="gramEnd"/>
+      <w:r>
+        <w:t xml:space="preserve"> vectors, then there should be composition</w:t>
+      </w:r>
+    </w:p>
+    <w:p>
+      <w:r>
+        <w:tab/>
+        <w:t>Consequence: Leaks, incorrect deletion, dangling pointers</w:t>
+      </w:r>
+    </w:p>
+    <w:p>
+      <w:r>
+        <w:t>Missing virtual destructor:</w:t>
+      </w:r>
+    </w:p>
+    <w:p>
+      <w:pPr>
+        <w:pStyle w:val="ListParagraph"/>
+        <w:numPr>
+          <w:ilvl w:val="0"/>
+          <w:numId w:val="1"/>
+        </w:numPr>
+      </w:pPr>
+      <w:r>
+        <w:lastRenderedPageBreak/>
+        <w:t>base classes such as Location have no virtual destructor shown</w:t>
+      </w:r>
+    </w:p>
+    <w:p>
+      <w:r>
+        <w:tab/>
+        <w:t>Rule: Polymorphic deletion requires a virtual destructor to delete a derived object</w:t>
+      </w:r>
+    </w:p>
+    <w:p>
+      <w:pPr>
+        <w:ind w:firstLine="720"/>
+      </w:pPr>
+      <w:r>
+        <w:t xml:space="preserve">through a base pointer. </w:t>
+      </w:r>
+    </w:p>
+    <w:p>
+      <w:pPr>
+        <w:ind w:left="720"/>
+      </w:pPr>
+      <w:r>
+        <w:t xml:space="preserve">Consequence: Using a non-virtual base destructor would leave the derived part undestroyed. </w:t>
+      </w:r>
+    </w:p>
+    <w:p>
+      <w:r>
+        <w:t>Excessive coupling:</w:t>
+      </w:r>
+    </w:p>
+    <w:p>
+      <w:pPr>
+        <w:pStyle w:val="ListParagraph"/>
+        <w:numPr>
+          <w:ilvl w:val="0"/>
+          <w:numId w:val="1"/>
+        </w:numPr>
+      </w:pPr>
+      <w:proofErr w:type="spellStart"/>
+      <w:r>
+        <w:t>GameManager</w:t>
+      </w:r>
+      <w:proofErr w:type="spellEnd"/>
+      <w:r>
+        <w:t xml:space="preserve"> directly knows about Traveller, </w:t>
+      </w:r>
+      <w:proofErr w:type="spellStart"/>
+      <w:r>
+        <w:t>MoveStrategy</w:t>
+      </w:r>
+      <w:proofErr w:type="spellEnd"/>
+      <w:r>
+        <w:t xml:space="preserve">, </w:t>
+      </w:r>
+      <w:proofErr w:type="spellStart"/>
+      <w:r>
+        <w:t>RouteState</w:t>
+      </w:r>
+      <w:proofErr w:type="spellEnd"/>
+      <w:r>
+        <w:t>, Map, and</w:t>
+      </w:r>
+    </w:p>
+    <w:p>
+      <w:pPr>
+        <w:ind w:firstLine="720"/>
+      </w:pPr>
+      <w:proofErr w:type="spellStart"/>
+      <w:r>
+        <w:t>WorldBuilder</w:t>
+      </w:r>
+      <w:proofErr w:type="spellEnd"/>
+    </w:p>
+    <w:p>
+      <w:pPr>
+        <w:ind w:left="720"/>
+      </w:pPr>
+      <w:r>
+        <w:t>Rule: Coordination should depend on abstractions and delegate responsibilities to the objects that own them</w:t>
+      </w:r>
+    </w:p>
+    <w:p>
+      <w:pPr>
+        <w:ind w:left="720"/>
+      </w:pPr>
+      <w:r>
+        <w:t xml:space="preserve">Consequence: </w:t>
+      </w:r>
+      <w:proofErr w:type="spellStart"/>
+      <w:r>
+        <w:t>GameManager</w:t>
+      </w:r>
+      <w:proofErr w:type="spellEnd"/>
+      <w:r>
+        <w:t xml:space="preserve"> becomes difficult to change because changes to subsystems affect it</w:t>
+      </w:r>
+    </w:p>
+    <w:p>
+      <w:pPr>
+        <w:pStyle w:val="ListParagraph"/>
+        <w:numPr>
+          <w:ilvl w:val="0"/>
+          <w:numId w:val="1"/>
+        </w:numPr>
+      </w:pPr>
+      <w:proofErr w:type="spellStart"/>
+      <w:r>
+        <w:t>GameManager</w:t>
+      </w:r>
+      <w:proofErr w:type="spellEnd"/>
+      <w:r>
+        <w:t xml:space="preserve"> directly depends on the concrete products of the factory</w:t>
+      </w:r>
+    </w:p>
+    <w:p>
+      <w:pPr>
+        <w:ind w:left="720"/>
+      </w:pPr>
+      <w:r>
+        <w:t xml:space="preserve">Rule: </w:t>
+      </w:r>
+      <w:r>
+        <w:t>purpose of Abstract Factory is to hide concrete product creation behind an abstract factory interface</w:t>
+      </w:r>
+    </w:p>
+    <w:p>
+      <w:pPr>
+        <w:ind w:left="720"/>
+      </w:pPr>
+      <w:r>
+        <w:t xml:space="preserve">Consequence: </w:t>
+      </w:r>
+      <w:r>
+        <w:t>Adding a new biome or product forces changes to code that should not need to know about concrete products.</w:t>
+      </w:r>
+    </w:p>
+    <w:p/>
+    <w:p>
+      <w:r>
+        <w:t xml:space="preserve">1.4 </w:t>
+      </w:r>
+    </w:p>
+    <w:p>
+      <w:proofErr w:type="spellStart"/>
+      <w:r>
+        <w:t>GameManager</w:t>
+      </w:r>
+      <w:proofErr w:type="spellEnd"/>
+      <w:r>
+        <w:t xml:space="preserve"> has been made to know about everything. It is connected to every part of the design and indirectly to concrete classes. C</w:t>
+      </w:r>
+      <w:r>
+        <w:t>entralising all behaviour in one class defeats the coupling goals the patterns exist to serve</w:t>
+      </w:r>
+      <w:r>
+        <w:t xml:space="preserve"> because they are supposed to move </w:t>
+      </w:r>
+      <w:proofErr w:type="spellStart"/>
+      <w:r>
+        <w:t>responsilbilities</w:t>
+      </w:r>
+      <w:proofErr w:type="spellEnd"/>
+      <w:r>
+        <w:t xml:space="preserve"> away from a central controller so that a change in a subsystem doesn’t require a change to </w:t>
+      </w:r>
+      <w:proofErr w:type="spellStart"/>
+      <w:r>
+        <w:t>GameManager</w:t>
+      </w:r>
+      <w:proofErr w:type="spellEnd"/>
+      <w:r>
+        <w:t>.</w:t>
+      </w:r>
+    </w:p>
+    <w:p>
+      <w:r>
+        <w:t>What should be done instead:</w:t>
+      </w:r>
+    </w:p>
+    <w:p>
+      <w:proofErr w:type="spellStart"/>
+      <w:r>
+        <w:t>GameManager</w:t>
+      </w:r>
+      <w:proofErr w:type="spellEnd"/>
+      <w:r>
+        <w:t xml:space="preserve"> should coordinate</w:t>
+      </w:r>
+      <w:r>
+        <w:t xml:space="preserve"> only the major objects and </w:t>
+      </w:r>
+      <w:r>
+        <w:t>the objects responsible for a concept should own that concept's behaviour.</w:t>
+      </w:r>
+    </w:p>
+    <w:p>
+      <w:r>
+        <w:t xml:space="preserve">Movement behaviour should belong to different state objects. Traveller should own </w:t>
+      </w:r>
+      <w:proofErr w:type="spellStart"/>
+      <w:r>
+        <w:t>it’s</w:t>
+      </w:r>
+      <w:proofErr w:type="spellEnd"/>
+      <w:r>
+        <w:t xml:space="preserve"> current </w:t>
+      </w:r>
+      <w:proofErr w:type="spellStart"/>
+      <w:r>
+        <w:t>TravelMode</w:t>
+      </w:r>
+      <w:proofErr w:type="spellEnd"/>
+      <w:r>
+        <w:t xml:space="preserve"> which asks the concrete classes to perform movement based on the state specifics</w:t>
+      </w:r>
+    </w:p>
+    <w:p>
+      <w:r>
+        <w:t>Route behaviour should belong to different strategy objects. Trip should have a Route Strategy to ask to calculate the route</w:t>
+      </w:r>
+    </w:p>
+    <w:p>
+      <w:r>
+        <w:t xml:space="preserve">Map management should belong to decorator objects. Map should own </w:t>
+      </w:r>
+      <w:proofErr w:type="spellStart"/>
+      <w:proofErr w:type="gramStart"/>
+      <w:r>
+        <w:t>it’s</w:t>
+      </w:r>
+      <w:proofErr w:type="spellEnd"/>
+      <w:proofErr w:type="gramEnd"/>
+      <w:r>
+        <w:t xml:space="preserve"> location and </w:t>
+      </w:r>
+      <w:proofErr w:type="spellStart"/>
+      <w:r>
+        <w:t>Reqion</w:t>
+      </w:r>
+      <w:proofErr w:type="spellEnd"/>
+      <w:r>
+        <w:t xml:space="preserve"> components and be responsible for their lifetimes.</w:t>
+      </w:r>
+    </w:p>
+    <w:p>
+      <w:r>
+        <w:t xml:space="preserve">Location behaviour should belong to decorator objects. </w:t>
+      </w:r>
+      <w:r>
+        <w:t xml:space="preserve">Decorator objects </w:t>
+      </w:r>
+      <w:r>
+        <w:t xml:space="preserve">should </w:t>
+      </w:r>
+      <w:r>
+        <w:t>own/wrap another Location</w:t>
+      </w:r>
+      <w:r>
+        <w:t>.</w:t>
+      </w:r>
+    </w:p>
+    <w:p>
+      <w:r>
+        <w:t>Object creation should belong to factories</w:t>
+      </w:r>
+    </w:p>
+    <w:p>
+      <w:r>
+        <w:lastRenderedPageBreak/>
+        <w:t>1.5</w:t>
+      </w:r>
+    </w:p>
+    <w:p>
+      <w:r>
+        <w:t>It is difficult to read because:</w:t>
+      </w:r>
+      <w:r>
+        <w:br/>
+        <w:t xml:space="preserve">There are many crossing/ diagonal relationships from </w:t>
+      </w:r>
+      <w:proofErr w:type="spellStart"/>
+      <w:r>
+        <w:t>GameManager</w:t>
+      </w:r>
+      <w:proofErr w:type="spellEnd"/>
+      <w:r>
+        <w:t xml:space="preserve"> down through the diagram.</w:t>
+      </w:r>
+    </w:p>
+    <w:p>
+      <w:r>
+        <w:t>The classes are spread in a way making it difficult to read. Some to the left, others to the right and more to the bottom</w:t>
+      </w:r>
+    </w:p>
+    <w:p>
+      <w:r>
+        <w:t>The 5 patterns aren’t clearly separated into logical sections</w:t>
+      </w:r>
+    </w:p>
+    <w:p>
+      <w:r>
+        <w:t xml:space="preserve">An improvement would be to arrange each pattern into its own clear region but on the same level below </w:t>
+      </w:r>
+      <w:proofErr w:type="spellStart"/>
+      <w:r>
+        <w:t>GameManager</w:t>
+      </w:r>
+      <w:proofErr w:type="spellEnd"/>
+      <w:r>
+        <w:t xml:space="preserve"> at the top and then work downwards with their subclasses. </w:t>
+      </w:r>
+      <w:proofErr w:type="gramStart"/>
+      <w:r>
+        <w:t>So</w:t>
+      </w:r>
+      <w:proofErr w:type="gramEnd"/>
+      <w:r>
+        <w:t xml:space="preserve"> inheritance arrows are vertical and should not cross through unrelated classes</w:t>
+      </w:r>
+    </w:p>
+    <w:p/>
+    <w:p>
+      <w:pPr>
+        <w:pStyle w:val="Heading1"/>
         <w:rPr>
           <w:color w:val="FFFF00"/>
         </w:rPr>
       </w:pPr>
       <w:r>
-        <w:rPr>
-          <w:color w:val="FFFF00"/>
-        </w:rPr>
-        <w:t>Come back and fill in the class names</w:t>
-      </w:r>
-    </w:p>
-    <w:p>
-      <w:pPr>
-        <w:rPr>
-          <w:color w:val="FFFF00"/>
-        </w:rPr>
-      </w:pPr>
-      <w:r>
-        <w:rPr>
-          <w:color w:val="FFFF00"/>
-        </w:rPr>
-        <w:br w:type="page"/>
-      </w:r>
-    </w:p>
-    <w:p>
-      <w:pPr>
-        <w:pStyle w:val="Heading1"/>
-      </w:pPr>
-      <w:r>
-        <w:lastRenderedPageBreak/>
         <w:t>Task 2</w:t>
       </w:r>
     </w:p>
@@ -974,6 +1581,136 @@
       </w:r>
       <w:r>
         <w:br/>
+      </w:r>
+    </w:p>
+    <w:p>
+      <w:pPr>
+        <w:pStyle w:val="Heading1"/>
+      </w:pPr>
+      <w:r>
+        <w:lastRenderedPageBreak/>
+        <w:t>Task 3</w:t>
+      </w:r>
+    </w:p>
+    <w:p>
+      <w:r>
+        <w:t>3.3</w:t>
+      </w:r>
+    </w:p>
+    <w:p>
+      <w:r>
+        <w:rPr>
+          <w:noProof/>
+        </w:rPr>
+        <w:drawing>
+          <wp:inline distT="0" distB="0" distL="0" distR="0" wp14:anchorId="5495867A" wp14:editId="0754C90C">
+            <wp:extent cx="5731510" cy="4231005"/>
+            <wp:effectExtent l="0" t="0" r="2540" b="0"/>
+            <wp:docPr id="1921103875" name="Picture 1"/>
+            <wp:cNvGraphicFramePr>
+              <a:graphicFrameLocks xmlns:a="http://schemas.openxmlformats.org/drawingml/2006/main" noChangeAspect="1"/>
+            </wp:cNvGraphicFramePr>
+            <a:graphic xmlns:a="http://schemas.openxmlformats.org/drawingml/2006/main">
+              <a:graphicData uri="http://schemas.openxmlformats.org/drawingml/2006/picture">
+                <pic:pic xmlns:pic="http://schemas.openxmlformats.org/drawingml/2006/picture">
+                  <pic:nvPicPr>
+                    <pic:cNvPr id="1921103875" name=""/>
+                    <pic:cNvPicPr/>
+                  </pic:nvPicPr>
+                  <pic:blipFill>
+                    <a:blip r:embed="rId7"/>
+                    <a:stretch>
+                      <a:fillRect/>
+                    </a:stretch>
+                  </pic:blipFill>
+                  <pic:spPr>
+                    <a:xfrm>
+                      <a:off x="0" y="0"/>
+                      <a:ext cx="5731510" cy="4231005"/>
+                    </a:xfrm>
+                    <a:prstGeom prst="rect">
+                      <a:avLst/>
+                    </a:prstGeom>
+                  </pic:spPr>
+                </pic:pic>
+              </a:graphicData>
+            </a:graphic>
+          </wp:inline>
+        </w:drawing>
+      </w:r>
+    </w:p>
+    <w:p>
+      <w:pPr>
+        <w:pStyle w:val="Heading1"/>
+      </w:pPr>
+      <w:r>
+        <w:t>Task 4</w:t>
+      </w:r>
+    </w:p>
+    <w:p>
+      <w:r>
+        <w:t>4.3</w:t>
+      </w:r>
+    </w:p>
+    <w:p>
+      <w:r>
+        <w:t xml:space="preserve">Strategy and State may have the same structure, but they differ in intent. The Strategy pattern has different implementations that achieve the same result. There are different route strategies, but they can be interchanged. </w:t>
+      </w:r>
+      <w:r>
+        <w:t xml:space="preserve">Swapping </w:t>
+      </w:r>
+      <w:r>
+        <w:t>routes</w:t>
+      </w:r>
+      <w:r>
+        <w:t xml:space="preserve"> only changes the outcome of the next </w:t>
+      </w:r>
+      <w:proofErr w:type="spellStart"/>
+      <w:r>
+        <w:t>findRoute</w:t>
+      </w:r>
+      <w:proofErr w:type="spellEnd"/>
+      <w:r>
+        <w:t>() cal</w:t>
+      </w:r>
+      <w:r>
+        <w:t xml:space="preserve">l. </w:t>
+      </w:r>
+      <w:r>
+        <w:t>Trip itself doesn't change what it fundamentally is.</w:t>
+      </w:r>
+      <w:r>
+        <w:t xml:space="preserve"> State (</w:t>
+      </w:r>
+      <w:proofErr w:type="spellStart"/>
+      <w:r>
+        <w:t>setMode</w:t>
+      </w:r>
+      <w:proofErr w:type="spellEnd"/>
+      <w:r>
+        <w:t xml:space="preserve">) changes what it is, it changes the state. Strategy therefore cannot be interchanged with the State pattern because it does different things based on the state while the caller doesn’t have to accommodate each state. </w:t>
+      </w:r>
+      <w:proofErr w:type="spellStart"/>
+      <w:r>
+        <w:t>TravelMode</w:t>
+      </w:r>
+      <w:proofErr w:type="spellEnd"/>
+      <w:r>
+        <w:t xml:space="preserve"> as Strategy would push the transition-menu logic out into the caller on every single move</w:t>
+      </w:r>
+      <w:r>
+        <w:t xml:space="preserve">,  </w:t>
+      </w:r>
+      <w:r>
+        <w:t xml:space="preserve">treating </w:t>
+      </w:r>
+      <w:proofErr w:type="spellStart"/>
+      <w:r>
+        <w:t>RouteStrategy</w:t>
+      </w:r>
+      <w:proofErr w:type="spellEnd"/>
+      <w:r>
+        <w:t xml:space="preserve"> as State would have individual strategies mutating Trip's state and referencing each other, scattering the stat-based selection rule across multiple classes instead of keeping it as one policy in Trip</w:t>
       </w:r>
     </w:p>
     <w:p>
@@ -1013,7 +1750,7 @@
                     </pic:cNvPicPr>
                   </pic:nvPicPr>
                   <pic:blipFill>
-                    <a:blip r:embed="rId4">
+                    <a:blip r:embed="rId8">
                       <a:extLst>
                         <a:ext uri="{28A0092B-C50C-407E-A947-70E740481C1C}">
                           <a14:useLocalDpi xmlns:a14="http://schemas.microsoft.com/office/drawing/2010/main" val="0"/>
@@ -1080,7 +1817,7 @@
                     </pic:cNvPicPr>
                   </pic:nvPicPr>
                   <pic:blipFill>
-                    <a:blip r:embed="rId5">
+                    <a:blip r:embed="rId9">
                       <a:extLst>
                         <a:ext uri="{28A0092B-C50C-407E-A947-70E740481C1C}">
                           <a14:useLocalDpi xmlns:a14="http://schemas.microsoft.com/office/drawing/2010/main" val="0"/>
@@ -1199,6 +1936,177 @@
     </w:sectPr>
   </w:body>
 </w:document>
+</file>
+
+<file path=word/endnotes.xml><?xml version="1.0" encoding="utf-8"?>
+<w:endnotes xmlns:wpc="http://schemas.microsoft.com/office/word/2010/wordprocessingCanvas" xmlns:cx="http://schemas.microsoft.com/office/drawing/2014/chartex" xmlns:cx1="http://schemas.microsoft.com/office/drawing/2015/9/8/chartex" xmlns:cx2="http://schemas.microsoft.com/office/drawing/2015/10/21/chartex" xmlns:cx3="http://schemas.microsoft.com/office/drawing/2016/5/9/chartex" xmlns:cx4="http://schemas.microsoft.com/office/drawing/2016/5/10/chartex" xmlns:cx5="http://schemas.microsoft.com/office/drawing/2016/5/11/chartex" xmlns:cx6="http://schemas.microsoft.com/office/drawing/2016/5/12/chartex" xmlns:cx7="http://schemas.microsoft.com/office/drawing/2016/5/13/chartex" xmlns:cx8="http://schemas.microsoft.com/office/drawing/2016/5/14/chartex" xmlns:mc="http://schemas.openxmlformats.org/markup-compatibility/2006" xmlns:aink="http://schemas.microsoft.com/office/drawing/2016/ink" xmlns:am3d="http://schemas.microsoft.com/office/drawing/2017/model3d" xmlns:o="urn:schemas-microsoft-com:office:office" xmlns:oel="http://schemas.microsoft.com/office/2019/extlst" xmlns:r="http://schemas.openxmlformats.org/officeDocument/2006/relationships" xmlns:m="http://schemas.openxmlformats.org/officeDocument/2006/math" xmlns:v="urn:schemas-microsoft-com:vml" xmlns:wp14="http://schemas.microsoft.com/office/word/2010/wordprocessingDrawing" xmlns:wp="http://schemas.openxmlformats.org/drawingml/2006/wordprocessingDrawing" xmlns:w10="urn:schemas-microsoft-com:office:word" xmlns:w="http://schemas.openxmlformats.org/wordprocessingml/2006/main" xmlns:w14="http://schemas.microsoft.com/office/word/2010/wordml" xmlns:w15="http://schemas.microsoft.com/office/word/2012/wordml" xmlns:w16cei="http://schemas.microsoft.com/office/word/2026/wordml/cei" xmlns:w16cex="http://schemas.microsoft.com/office/word/2018/wordml/cex" xmlns:w16cid="http://schemas.microsoft.com/office/word/2016/wordml/cid" xmlns:w16="http://schemas.microsoft.com/office/word/2018/wordml" xmlns:w16du="http://schemas.microsoft.com/office/word/2023/wordml/word16du" xmlns:w16sdtdh="http://schemas.microsoft.com/office/word/2020/wordml/sdtdatahash" xmlns:w16sdtfl="http://schemas.microsoft.com/office/word/2024/wordml/sdtformatlock" xmlns:w16se="http://schemas.microsoft.com/office/word/2015/wordml/symex" xmlns:wpg="http://schemas.microsoft.com/office/word/2010/wordprocessingGroup" xmlns:wpi="http://schemas.microsoft.com/office/word/2010/wordprocessingInk" xmlns:wne="http://schemas.microsoft.com/office/word/2006/wordml" xmlns:wps="http://schemas.microsoft.com/office/word/2010/wordprocessingShape" mc:Ignorable="w14 w15 w16se w16cid w16 w16cex w16sdtdh w16sdtfl w16du wp14">
+  <w:endnote w:type="separator" w:id="-1">
+    <w:p>
+      <w:pPr>
+        <w:spacing w:after="0" w:line="240" w:lineRule="auto"/>
+      </w:pPr>
+      <w:r>
+        <w:separator/>
+      </w:r>
+    </w:p>
+  </w:endnote>
+  <w:endnote w:type="continuationSeparator" w:id="0">
+    <w:p>
+      <w:pPr>
+        <w:spacing w:after="0" w:line="240" w:lineRule="auto"/>
+      </w:pPr>
+      <w:r>
+        <w:continuationSeparator/>
+      </w:r>
+    </w:p>
+  </w:endnote>
+</w:endnotes>
+</file>
+
+<file path=word/footnotes.xml><?xml version="1.0" encoding="utf-8"?>
+<w:footnotes xmlns:wpc="http://schemas.microsoft.com/office/word/2010/wordprocessingCanvas" xmlns:cx="http://schemas.microsoft.com/office/drawing/2014/chartex" xmlns:cx1="http://schemas.microsoft.com/office/drawing/2015/9/8/chartex" xmlns:cx2="http://schemas.microsoft.com/office/drawing/2015/10/21/chartex" xmlns:cx3="http://schemas.microsoft.com/office/drawing/2016/5/9/chartex" xmlns:cx4="http://schemas.microsoft.com/office/drawing/2016/5/10/chartex" xmlns:cx5="http://schemas.microsoft.com/office/drawing/2016/5/11/chartex" xmlns:cx6="http://schemas.microsoft.com/office/drawing/2016/5/12/chartex" xmlns:cx7="http://schemas.microsoft.com/office/drawing/2016/5/13/chartex" xmlns:cx8="http://schemas.microsoft.com/office/drawing/2016/5/14/chartex" xmlns:mc="http://schemas.openxmlformats.org/markup-compatibility/2006" xmlns:aink="http://schemas.microsoft.com/office/drawing/2016/ink" xmlns:am3d="http://schemas.microsoft.com/office/drawing/2017/model3d" xmlns:o="urn:schemas-microsoft-com:office:office" xmlns:oel="http://schemas.microsoft.com/office/2019/extlst" xmlns:r="http://schemas.openxmlformats.org/officeDocument/2006/relationships" xmlns:m="http://schemas.openxmlformats.org/officeDocument/2006/math" xmlns:v="urn:schemas-microsoft-com:vml" xmlns:wp14="http://schemas.microsoft.com/office/word/2010/wordprocessingDrawing" xmlns:wp="http://schemas.openxmlformats.org/drawingml/2006/wordprocessingDrawing" xmlns:w10="urn:schemas-microsoft-com:office:word" xmlns:w="http://schemas.openxmlformats.org/wordprocessingml/2006/main" xmlns:w14="http://schemas.microsoft.com/office/word/2010/wordml" xmlns:w15="http://schemas.microsoft.com/office/word/2012/wordml" xmlns:w16cei="http://schemas.microsoft.com/office/word/2026/wordml/cei" xmlns:w16cex="http://schemas.microsoft.com/office/word/2018/wordml/cex" xmlns:w16cid="http://schemas.microsoft.com/office/word/2016/wordml/cid" xmlns:w16="http://schemas.microsoft.com/office/word/2018/wordml" xmlns:w16du="http://schemas.microsoft.com/office/word/2023/wordml/word16du" xmlns:w16sdtdh="http://schemas.microsoft.com/office/word/2020/wordml/sdtdatahash" xmlns:w16sdtfl="http://schemas.microsoft.com/office/word/2024/wordml/sdtformatlock" xmlns:w16se="http://schemas.microsoft.com/office/word/2015/wordml/symex" xmlns:wpg="http://schemas.microsoft.com/office/word/2010/wordprocessingGroup" xmlns:wpi="http://schemas.microsoft.com/office/word/2010/wordprocessingInk" xmlns:wne="http://schemas.microsoft.com/office/word/2006/wordml" xmlns:wps="http://schemas.microsoft.com/office/word/2010/wordprocessingShape" mc:Ignorable="w14 w15 w16se w16cid w16 w16cex w16sdtdh w16sdtfl w16du wp14">
+  <w:footnote w:type="separator" w:id="-1">
+    <w:p>
+      <w:pPr>
+        <w:spacing w:after="0" w:line="240" w:lineRule="auto"/>
+      </w:pPr>
+      <w:r>
+        <w:separator/>
+      </w:r>
+    </w:p>
+  </w:footnote>
+  <w:footnote w:type="continuationSeparator" w:id="0">
+    <w:p>
+      <w:pPr>
+        <w:spacing w:after="0" w:line="240" w:lineRule="auto"/>
+      </w:pPr>
+      <w:r>
+        <w:continuationSeparator/>
+      </w:r>
+    </w:p>
+  </w:footnote>
+</w:footnotes>
+</file>
+
+<file path=word/numbering.xml><?xml version="1.0" encoding="utf-8"?>
+<w:numbering xmlns:wpc="http://schemas.microsoft.com/office/word/2010/wordprocessingCanvas" xmlns:cx="http://schemas.microsoft.com/office/drawing/2014/chartex" xmlns:cx1="http://schemas.microsoft.com/office/drawing/2015/9/8/chartex" xmlns:cx2="http://schemas.microsoft.com/office/drawing/2015/10/21/chartex" xmlns:cx3="http://schemas.microsoft.com/office/drawing/2016/5/9/chartex" xmlns:cx4="http://schemas.microsoft.com/office/drawing/2016/5/10/chartex" xmlns:cx5="http://schemas.microsoft.com/office/drawing/2016/5/11/chartex" xmlns:cx6="http://schemas.microsoft.com/office/drawing/2016/5/12/chartex" xmlns:cx7="http://schemas.microsoft.com/office/drawing/2016/5/13/chartex" xmlns:cx8="http://schemas.microsoft.com/office/drawing/2016/5/14/chartex" xmlns:mc="http://schemas.openxmlformats.org/markup-compatibility/2006" xmlns:aink="http://schemas.microsoft.com/office/drawing/2016/ink" xmlns:am3d="http://schemas.microsoft.com/office/drawing/2017/model3d" xmlns:o="urn:schemas-microsoft-com:office:office" xmlns:oel="http://schemas.microsoft.com/office/2019/extlst" xmlns:r="http://schemas.openxmlformats.org/officeDocument/2006/relationships" xmlns:m="http://schemas.openxmlformats.org/officeDocument/2006/math" xmlns:v="urn:schemas-microsoft-com:vml" xmlns:wp14="http://schemas.microsoft.com/office/word/2010/wordprocessingDrawing" xmlns:wp="http://schemas.openxmlformats.org/drawingml/2006/wordprocessingDrawing" xmlns:w10="urn:schemas-microsoft-com:office:word" xmlns:w="http://schemas.openxmlformats.org/wordprocessingml/2006/main" xmlns:w14="http://schemas.microsoft.com/office/word/2010/wordml" xmlns:w15="http://schemas.microsoft.com/office/word/2012/wordml" xmlns:w16cei="http://schemas.microsoft.com/office/word/2026/wordml/cei" xmlns:w16cex="http://schemas.microsoft.com/office/word/2018/wordml/cex" xmlns:w16cid="http://schemas.microsoft.com/office/word/2016/wordml/cid" xmlns:w16="http://schemas.microsoft.com/office/word/2018/wordml" xmlns:w16du="http://schemas.microsoft.com/office/word/2023/wordml/word16du" xmlns:w16sdtdh="http://schemas.microsoft.com/office/word/2020/wordml/sdtdatahash" xmlns:w16sdtfl="http://schemas.microsoft.com/office/word/2024/wordml/sdtformatlock" xmlns:w16se="http://schemas.microsoft.com/office/word/2015/wordml/symex" xmlns:wpg="http://schemas.microsoft.com/office/word/2010/wordprocessingGroup" xmlns:wpi="http://schemas.microsoft.com/office/word/2010/wordprocessingInk" xmlns:wne="http://schemas.microsoft.com/office/word/2006/wordml" xmlns:wps="http://schemas.microsoft.com/office/word/2010/wordprocessingShape" mc:Ignorable="w14 w15 w16se w16cid w16 w16cex w16sdtdh w16sdtfl w16du wp14">
+  <w:abstractNum w:abstractNumId="0" w15:restartNumberingAfterBreak="0">
+    <w:nsid w:val="6A7E3EA6"/>
+    <w:multiLevelType w:val="hybridMultilevel"/>
+    <w:tmpl w:val="BE6E0660"/>
+    <w:lvl w:ilvl="0" w:tplc="1C090001">
+      <w:start w:val="1"/>
+      <w:numFmt w:val="bullet"/>
+      <w:lvlText w:val=""/>
+      <w:lvlJc w:val="left"/>
+      <w:pPr>
+        <w:ind w:left="720" w:hanging="360"/>
+      </w:pPr>
+      <w:rPr>
+        <w:rFonts w:ascii="Symbol" w:hAnsi="Symbol" w:hint="default"/>
+      </w:rPr>
+    </w:lvl>
+    <w:lvl w:ilvl="1" w:tplc="1C090003" w:tentative="1">
+      <w:start w:val="1"/>
+      <w:numFmt w:val="bullet"/>
+      <w:lvlText w:val="o"/>
+      <w:lvlJc w:val="left"/>
+      <w:pPr>
+        <w:ind w:left="1440" w:hanging="360"/>
+      </w:pPr>
+      <w:rPr>
+        <w:rFonts w:ascii="Courier New" w:hAnsi="Courier New" w:cs="Courier New" w:hint="default"/>
+      </w:rPr>
+    </w:lvl>
+    <w:lvl w:ilvl="2" w:tplc="1C090005" w:tentative="1">
+      <w:start w:val="1"/>
+      <w:numFmt w:val="bullet"/>
+      <w:lvlText w:val=""/>
+      <w:lvlJc w:val="left"/>
+      <w:pPr>
+        <w:ind w:left="2160" w:hanging="360"/>
+      </w:pPr>
+      <w:rPr>
+        <w:rFonts w:ascii="Wingdings" w:hAnsi="Wingdings" w:hint="default"/>
+      </w:rPr>
+    </w:lvl>
+    <w:lvl w:ilvl="3" w:tplc="1C090001" w:tentative="1">
+      <w:start w:val="1"/>
+      <w:numFmt w:val="bullet"/>
+      <w:lvlText w:val=""/>
+      <w:lvlJc w:val="left"/>
+      <w:pPr>
+        <w:ind w:left="2880" w:hanging="360"/>
+      </w:pPr>
+      <w:rPr>
+        <w:rFonts w:ascii="Symbol" w:hAnsi="Symbol" w:hint="default"/>
+      </w:rPr>
+    </w:lvl>
+    <w:lvl w:ilvl="4" w:tplc="1C090003" w:tentative="1">
+      <w:start w:val="1"/>
+      <w:numFmt w:val="bullet"/>
+      <w:lvlText w:val="o"/>
+      <w:lvlJc w:val="left"/>
+      <w:pPr>
+        <w:ind w:left="3600" w:hanging="360"/>
+      </w:pPr>
+      <w:rPr>
+        <w:rFonts w:ascii="Courier New" w:hAnsi="Courier New" w:cs="Courier New" w:hint="default"/>
+      </w:rPr>
+    </w:lvl>
+    <w:lvl w:ilvl="5" w:tplc="1C090005" w:tentative="1">
+      <w:start w:val="1"/>
+      <w:numFmt w:val="bullet"/>
+      <w:lvlText w:val=""/>
+      <w:lvlJc w:val="left"/>
+      <w:pPr>
+        <w:ind w:left="4320" w:hanging="360"/>
+      </w:pPr>
+      <w:rPr>
+        <w:rFonts w:ascii="Wingdings" w:hAnsi="Wingdings" w:hint="default"/>
+      </w:rPr>
+    </w:lvl>
+    <w:lvl w:ilvl="6" w:tplc="1C090001" w:tentative="1">
+      <w:start w:val="1"/>
+      <w:numFmt w:val="bullet"/>
+      <w:lvlText w:val=""/>
+      <w:lvlJc w:val="left"/>
+      <w:pPr>
+        <w:ind w:left="5040" w:hanging="360"/>
+      </w:pPr>
+      <w:rPr>
+        <w:rFonts w:ascii="Symbol" w:hAnsi="Symbol" w:hint="default"/>
+      </w:rPr>
+    </w:lvl>
+    <w:lvl w:ilvl="7" w:tplc="1C090003" w:tentative="1">
+      <w:start w:val="1"/>
+      <w:numFmt w:val="bullet"/>
+      <w:lvlText w:val="o"/>
+      <w:lvlJc w:val="left"/>
+      <w:pPr>
+        <w:ind w:left="5760" w:hanging="360"/>
+      </w:pPr>
+      <w:rPr>
+        <w:rFonts w:ascii="Courier New" w:hAnsi="Courier New" w:cs="Courier New" w:hint="default"/>
+      </w:rPr>
+    </w:lvl>
+    <w:lvl w:ilvl="8" w:tplc="1C090005" w:tentative="1">
+      <w:start w:val="1"/>
+      <w:numFmt w:val="bullet"/>
+      <w:lvlText w:val=""/>
+      <w:lvlJc w:val="left"/>
+      <w:pPr>
+        <w:ind w:left="6480" w:hanging="360"/>
+      </w:pPr>
+      <w:rPr>
+        <w:rFonts w:ascii="Wingdings" w:hAnsi="Wingdings" w:hint="default"/>
+      </w:rPr>
+    </w:lvl>
+  </w:abstractNum>
+  <w:num w:numId="1" w16cid:durableId="1378972111">
+    <w:abstractNumId w:val="0"/>
+  </w:num>
+</w:numbering>
 </file>
 
 <file path=word/styles.xml><?xml version="1.0" encoding="utf-8"?>
@@ -2136,6 +3044,50 @@
       </w:tblBorders>
     </w:tblPr>
   </w:style>
+  <w:style w:type="paragraph" w:styleId="Header">
+    <w:name w:val="header"/>
+    <w:basedOn w:val="Normal"/>
+    <w:link w:val="HeaderChar"/>
+    <w:uiPriority w:val="99"/>
+    <w:unhideWhenUsed/>
+    <w:rsid w:val="00233825"/>
+    <w:pPr>
+      <w:tabs>
+        <w:tab w:val="center" w:pos="4513"/>
+        <w:tab w:val="right" w:pos="9026"/>
+      </w:tabs>
+      <w:spacing w:after="0" w:line="240" w:lineRule="auto"/>
+    </w:pPr>
+  </w:style>
+  <w:style w:type="character" w:customStyle="1" w:styleId="HeaderChar">
+    <w:name w:val="Header Char"/>
+    <w:basedOn w:val="DefaultParagraphFont"/>
+    <w:link w:val="Header"/>
+    <w:uiPriority w:val="99"/>
+    <w:rsid w:val="00233825"/>
+  </w:style>
+  <w:style w:type="paragraph" w:styleId="Footer">
+    <w:name w:val="footer"/>
+    <w:basedOn w:val="Normal"/>
+    <w:link w:val="FooterChar"/>
+    <w:uiPriority w:val="99"/>
+    <w:unhideWhenUsed/>
+    <w:rsid w:val="00233825"/>
+    <w:pPr>
+      <w:tabs>
+        <w:tab w:val="center" w:pos="4513"/>
+        <w:tab w:val="right" w:pos="9026"/>
+      </w:tabs>
+      <w:spacing w:after="0" w:line="240" w:lineRule="auto"/>
+    </w:pPr>
+  </w:style>
+  <w:style w:type="character" w:customStyle="1" w:styleId="FooterChar">
+    <w:name w:val="Footer Char"/>
+    <w:basedOn w:val="DefaultParagraphFont"/>
+    <w:link w:val="Footer"/>
+    <w:uiPriority w:val="99"/>
+    <w:rsid w:val="00233825"/>
+  </w:style>
 </w:styles>
 </file>
 
